--- a/templates/template_ptkim.docx
+++ b/templates/template_ptkim.docx
@@ -1051,9 +1051,9 @@
         <w:tblLook w:val="0000" w:firstRow="0" w:lastRow="0" w:firstColumn="0" w:lastColumn="0" w:noHBand="0" w:noVBand="0"/>
       </w:tblPr>
       <w:tblGrid>
-        <w:gridCol w:w="4643"/>
-        <w:gridCol w:w="65"/>
-        <w:gridCol w:w="4642"/>
+        <w:gridCol w:w="3696"/>
+        <w:gridCol w:w="52"/>
+        <w:gridCol w:w="5602"/>
       </w:tblGrid>
       <w:tr>
         <w:tc>
@@ -1149,6 +1149,69 @@
               <w:right w:val="none" w:sz="0" w:space="0" w:color="FFFFFF"/>
             </w:tcBorders>
           </w:tcPr>
+          <w:p>
+            <w:r>
+              <w:rPr>
+                <w:noProof/>
+              </w:rPr>
+              <w:drawing>
+                <wp:anchor distT="0" distB="0" distL="114300" distR="114300" simplePos="0" relativeHeight="251658240" behindDoc="1" locked="0" layoutInCell="1" allowOverlap="1" wp14:anchorId="3C8FBD33">
+                  <wp:simplePos x="0" y="0"/>
+                  <wp:positionH relativeFrom="column">
+                    <wp:posOffset>942900</wp:posOffset>
+                  </wp:positionH>
+                  <wp:positionV relativeFrom="paragraph">
+                    <wp:posOffset>-152923</wp:posOffset>
+                  </wp:positionV>
+                  <wp:extent cx="1480457" cy="1226510"/>
+                  <wp:effectExtent l="0" t="0" r="0" b="0"/>
+                  <wp:wrapNone/>
+                  <wp:docPr id="1315437156" name="Picture 18"/>
+                  <wp:cNvGraphicFramePr>
+                    <a:graphicFrameLocks xmlns:a="http://schemas.openxmlformats.org/drawingml/2006/main" noChangeAspect="1"/>
+                  </wp:cNvGraphicFramePr>
+                  <a:graphic xmlns:a="http://schemas.openxmlformats.org/drawingml/2006/main">
+                    <a:graphicData uri="http://schemas.openxmlformats.org/drawingml/2006/picture">
+                      <pic:pic xmlns:pic="http://schemas.openxmlformats.org/drawingml/2006/picture">
+                        <pic:nvPicPr>
+                          <pic:cNvPr id="1315437156" name="Picture 1315437156"/>
+                          <pic:cNvPicPr/>
+                        </pic:nvPicPr>
+                        <pic:blipFill>
+                          <a:blip r:embed="rId6" cstate="print">
+                            <a:extLst>
+                              <a:ext uri="{28A0092B-C50C-407E-A947-70E740481C1C}">
+                                <a14:useLocalDpi xmlns:a14="http://schemas.microsoft.com/office/drawing/2010/main" val="0"/>
+                              </a:ext>
+                            </a:extLst>
+                          </a:blip>
+                          <a:stretch>
+                            <a:fillRect/>
+                          </a:stretch>
+                        </pic:blipFill>
+                        <pic:spPr>
+                          <a:xfrm>
+                            <a:off x="0" y="0"/>
+                            <a:ext cx="1480457" cy="1226510"/>
+                          </a:xfrm>
+                          <a:prstGeom prst="rect">
+                            <a:avLst/>
+                          </a:prstGeom>
+                        </pic:spPr>
+                      </pic:pic>
+                    </a:graphicData>
+                  </a:graphic>
+                  <wp14:sizeRelH relativeFrom="page">
+                    <wp14:pctWidth>0</wp14:pctWidth>
+                  </wp14:sizeRelH>
+                  <wp14:sizeRelV relativeFrom="page">
+                    <wp14:pctHeight>0</wp14:pctHeight>
+                  </wp14:sizeRelV>
+                </wp:anchor>
+              </w:drawing>
+            </w:r>
+          </w:p>
+          <w:p/>
           <w:p/>
           <w:p/>
           <w:p/>
@@ -1201,7 +1264,17 @@
               <w:jc w:val="center"/>
             </w:pPr>
             <w:r>
-              <w:t>(_________________)</w:t>
+              <w:t>(</w:t>
+            </w:r>
+            <w:r>
+              <w:rPr>
+                <w:b/>
+                <w:bCs/>
+              </w:rPr>
+              <w:t>KAHWA IKHLAS MALAQBI</w:t>
+            </w:r>
+            <w:r>
+              <w:t>)</w:t>
             </w:r>
           </w:p>
         </w:tc>
@@ -1795,6 +1868,7 @@
   <w:style w:type="character" w:default="1" w:styleId="DefaultParagraphFont">
     <w:name w:val="Default Paragraph Font"/>
     <w:uiPriority w:val="1"/>
+    <w:semiHidden/>
     <w:unhideWhenUsed/>
   </w:style>
   <w:style w:type="table" w:default="1" w:styleId="TableNormal">
